--- a/Звіт_ЛР2_Ходаков_FL.docx
+++ b/Звіт_ЛР2_Ходаков_FL.docx
@@ -4402,7 +4402,7 @@
       </w:pPr>
       <w:r>
         <w:lastRenderedPageBreak/>
-        <w:t>після створення клієнтів сервер видаляє посилання на навчальний набір і працює тільки зі спільним тестовим набором;</w:t>
+        <w:t>після створення клієнтів серверна частина (агрегація та оцінювання) працює лише з вагами моделі та спільним тестовим набором і не звертається до навчальних записів; оскільки це симуляція в одному процесі, ізоляція забезпечується на рівні програмних об’єктів, а не окремих машин;</w:t>
       </w:r>
     </w:p>
     <w:p>
@@ -4437,7 +4437,7 @@
         <w:jc w:val="both"/>
       </w:pPr>
       <w:r>
-        <w:t>Сервер (функція run_federated) у кожному раунді послідовно викликає навчання клієнтів, агрегує їхні ваги обраною стратегією (FedAvg / FedAdam / FedProx) та оцінює нову глобальну модель на тестовому наборі. В останньому раунді додатково оцінюються локальні моделі клієнтів до агрегації – це дозволяє побачити ефект дрейфу. Для економії пам’яті використовується один робочий екземпляр моделі, в який по черзі завантажуються ваги; пікове споживання оперативної пам’яті процесом не перевищувало ≈ 3 ГБ.</w:t>
+        <w:t>Сервер (функція run_federated) у кожному раунді послідовно викликає навчання клієнтів, агрегує їхні ваги обраною стратегією (FedAvg / FedAdam / FedProx) та оцінює нову глобальну модель на тестовому наборі. В останньому раунді додатково оцінюються локальні моделі клієнтів до агрегації – це дозволяє побачити ефект дрейфу. Для економії пам’яті використовується один робочий екземпляр моделі, в який по черзі завантажуються ваги; пікове споживання оперативної пам’яті процесом становило ≈ 3,4 ГБ (разом із пам’яттю MPS).</w:t>
       </w:r>
     </w:p>
     <w:p>
@@ -9484,7 +9484,7 @@
         <w:jc w:val="both"/>
       </w:pPr>
       <w:r>
-        <w:t>Як модель обрано Faster R-CNN з backbone MobileNetV3-Large та FPN (320 px), попередньо навчену на COCO, із замороженим backbone. Така конфігурація дозволила провести 12 федеративних експериментів по 10 раундів на ноутбуці без дискретної GPU (≈ 75–95 с на раунд).</w:t>
+        <w:t>Як модель обрано Faster R-CNN з backbone MobileNetV3-Large та FPN (320 px), попередньо навчену на COCO, із замороженим backbone. Така конфігурація дозволила провести 12 федеративних експериментів по 10 раундів на ноутбуці без дискретної GPU (≈ 70–120 с на раунд).</w:t>
       </w:r>
     </w:p>
     <w:p>
